--- a/Relazione_GreenEconomy_.docx
+++ b/Relazione_GreenEconomy_.docx
@@ -375,7 +375,7 @@
       </w:pPr>
       <w:r>
         <w:rPr>
-          <w:rFonts w:eastAsia="Arial" w:cs="Arial" w:ascii="Arial" w:hAnsi="Arial"/>
+          <w:rFonts w:eastAsia="Arial" w:cs="Arial"/>
           <w:b/>
           <w:bCs/>
           <w:color w:val="2E75B6"/>
@@ -417,7 +417,7 @@
       </w:pPr>
       <w:r>
         <w:rPr>
-          <w:rFonts w:eastAsia="Arial" w:cs="Arial" w:ascii="Arial" w:hAnsi="Arial"/>
+          <w:rFonts w:eastAsia="Arial" w:cs="Arial"/>
           <w:b/>
           <w:bCs/>
           <w:color w:val="2E75B6"/>
@@ -880,7 +880,7 @@
       </w:pPr>
       <w:r>
         <w:rPr>
-          <w:rFonts w:eastAsia="Arial" w:cs="Arial" w:ascii="Arial" w:hAnsi="Arial"/>
+          <w:rFonts w:eastAsia="Arial" w:cs="Arial"/>
           <w:b/>
           <w:bCs/>
           <w:color w:val="2E75B6"/>
@@ -902,7 +902,7 @@
           <w:sz w:val="22"/>
           <w:szCs w:val="22"/>
         </w:rPr>
-        <w:t>È il modello dati del progetto. Rappresenta un singolo rilevamento con tre campi: DataOra, temperatura (double, °C) e qualitaAria (double, PM10 in μg/m³). Rispetto alla versione precedente qualitaAria è ora double anziché int per contenere il valore decimale reale restituito dall’API. La classe ha un costruttore vuoto per la deserializzazione JSON e uno con parametri:</w:t>
+        <w:t>È il modello dati del progetto. Rappresenta un singolo rilevamento con tre campi: DataOra, temperatura (double, °C) e qualitaAria (double, PM10 in μg/m³). La classe ha un costruttore vuoto per la deserializzazione JSON e uno con parametri:</w:t>
       </w:r>
     </w:p>
     <w:p>
@@ -1051,7 +1051,7 @@
       </w:pPr>
       <w:r>
         <w:rPr>
-          <w:rFonts w:eastAsia="Arial" w:cs="Arial" w:ascii="Arial" w:hAnsi="Arial"/>
+          <w:rFonts w:eastAsia="Arial" w:cs="Arial"/>
           <w:b/>
           <w:bCs/>
           <w:color w:val="2E75B6"/>
@@ -1068,7 +1068,7 @@
       </w:pPr>
       <w:r>
         <w:rPr>
-          <w:rFonts w:eastAsia="Arial" w:cs="Arial" w:ascii="Arial" w:hAnsi="Arial"/>
+          <w:rFonts w:eastAsia="Arial" w:cs="Arial"/>
           <w:b/>
           <w:bCs/>
           <w:color w:val="444444"/>
@@ -1100,7 +1100,7 @@
       </w:pPr>
       <w:r>
         <w:rPr>
-          <w:rFonts w:eastAsia="Arial" w:cs="Arial" w:ascii="Arial" w:hAnsi="Arial"/>
+          <w:rFonts w:eastAsia="Arial" w:cs="Arial"/>
           <w:b/>
           <w:bCs/>
           <w:color w:val="444444"/>
@@ -1183,7 +1183,7 @@
       </w:pPr>
       <w:r>
         <w:rPr>
-          <w:rFonts w:eastAsia="Arial" w:cs="Arial" w:ascii="Arial" w:hAnsi="Arial"/>
+          <w:rFonts w:eastAsia="Arial" w:cs="Arial"/>
           <w:b/>
           <w:bCs/>
           <w:color w:val="444444"/>
@@ -1225,7 +1225,7 @@
       </w:pPr>
       <w:r>
         <w:rPr>
-          <w:rFonts w:eastAsia="Arial" w:cs="Arial" w:ascii="Arial" w:hAnsi="Arial"/>
+          <w:rFonts w:eastAsia="Arial" w:cs="Arial"/>
           <w:b/>
           <w:bCs/>
           <w:color w:val="2E75B6"/>
@@ -1369,7 +1369,7 @@
       </w:pPr>
       <w:r>
         <w:rPr>
-          <w:rFonts w:eastAsia="Arial" w:cs="Arial" w:ascii="Arial" w:hAnsi="Arial"/>
+          <w:rFonts w:eastAsia="Arial" w:cs="Arial"/>
           <w:b/>
           <w:bCs/>
           <w:color w:val="2E75B6"/>
@@ -1399,7 +1399,7 @@
         <w:pStyle w:val="ListParagraph"/>
         <w:numPr>
           <w:ilvl w:val="0"/>
-          <w:numId w:val="3"/>
+          <w:numId w:val="4"/>
         </w:numPr>
         <w:spacing w:before="0" w:after="80"/>
         <w:rPr/>
@@ -1418,7 +1418,7 @@
         <w:pStyle w:val="ListParagraph"/>
         <w:numPr>
           <w:ilvl w:val="0"/>
-          <w:numId w:val="1"/>
+          <w:numId w:val="2"/>
         </w:numPr>
         <w:spacing w:before="0" w:after="80"/>
         <w:rPr/>
@@ -1437,7 +1437,7 @@
         <w:pStyle w:val="ListParagraph"/>
         <w:numPr>
           <w:ilvl w:val="0"/>
-          <w:numId w:val="1"/>
+          <w:numId w:val="2"/>
         </w:numPr>
         <w:spacing w:before="0" w:after="80"/>
         <w:rPr/>
@@ -1456,7 +1456,7 @@
         <w:pStyle w:val="ListParagraph"/>
         <w:numPr>
           <w:ilvl w:val="0"/>
-          <w:numId w:val="1"/>
+          <w:numId w:val="2"/>
         </w:numPr>
         <w:spacing w:before="0" w:after="80"/>
         <w:rPr/>
@@ -1487,7 +1487,7 @@
       </w:pPr>
       <w:r>
         <w:rPr>
-          <w:rFonts w:eastAsia="Arial" w:cs="Arial" w:ascii="Arial" w:hAnsi="Arial"/>
+          <w:rFonts w:eastAsia="Arial" w:cs="Arial"/>
           <w:b/>
           <w:bCs/>
           <w:color w:val="2E75B6"/>
@@ -1546,7 +1546,7 @@
       </w:pPr>
       <w:r>
         <w:rPr>
-          <w:rFonts w:eastAsia="Arial" w:cs="Arial" w:ascii="Arial" w:hAnsi="Arial"/>
+          <w:rFonts w:eastAsia="Arial" w:cs="Arial"/>
           <w:b/>
           <w:bCs/>
           <w:color w:val="2E75B6"/>
@@ -1631,7 +1631,7 @@
       </w:pPr>
       <w:r>
         <w:rPr>
-          <w:rFonts w:eastAsia="Arial" w:cs="Arial" w:ascii="Arial" w:hAnsi="Arial"/>
+          <w:rFonts w:eastAsia="Arial" w:cs="Arial"/>
           <w:b/>
           <w:bCs/>
           <w:color w:val="2E75B6"/>
@@ -1648,7 +1648,7 @@
       </w:pPr>
       <w:r>
         <w:rPr>
-          <w:rFonts w:eastAsia="Arial" w:cs="Arial" w:ascii="Arial" w:hAnsi="Arial"/>
+          <w:rFonts w:eastAsia="Arial" w:cs="Arial"/>
           <w:b/>
           <w:bCs/>
           <w:color w:val="444444"/>
@@ -1680,7 +1680,7 @@
       </w:pPr>
       <w:r>
         <w:rPr>
-          <w:rFonts w:eastAsia="Arial" w:cs="Arial" w:ascii="Arial" w:hAnsi="Arial"/>
+          <w:rFonts w:eastAsia="Arial" w:cs="Arial"/>
           <w:b/>
           <w:bCs/>
           <w:color w:val="444444"/>
@@ -1702,7 +1702,7 @@
           <w:sz w:val="22"/>
           <w:szCs w:val="22"/>
         </w:rPr>
-        <w:t>La prima chiamata fornisce temperatura e coordinate; la seconda usa quelle coordinate per il PM10 reale. I dati non sono più simulati.</w:t>
+        <w:t xml:space="preserve">La prima chiamata fornisce temperatura e coordinate; la seconda usa quelle coordinate per il PM10 reale. </w:t>
       </w:r>
     </w:p>
     <w:p>
@@ -1712,7 +1712,7 @@
       </w:pPr>
       <w:r>
         <w:rPr>
-          <w:rFonts w:eastAsia="Arial" w:cs="Arial" w:ascii="Arial" w:hAnsi="Arial"/>
+          <w:rFonts w:eastAsia="Arial" w:cs="Arial"/>
           <w:b/>
           <w:bCs/>
           <w:color w:val="444444"/>
@@ -1789,6 +1789,7 @@
         </w:tabs>
         <w:ind w:start="1080" w:hanging="360"/>
       </w:pPr>
+      <w:rPr/>
     </w:lvl>
     <w:lvl w:ilvl="2">
       <w:start w:val="1"/>
@@ -1801,6 +1802,7 @@
         </w:tabs>
         <w:ind w:start="1440" w:hanging="360"/>
       </w:pPr>
+      <w:rPr/>
     </w:lvl>
     <w:lvl w:ilvl="3">
       <w:start w:val="1"/>
@@ -1813,6 +1815,7 @@
         </w:tabs>
         <w:ind w:start="1800" w:hanging="360"/>
       </w:pPr>
+      <w:rPr/>
     </w:lvl>
     <w:lvl w:ilvl="4">
       <w:start w:val="1"/>
@@ -1825,6 +1828,7 @@
         </w:tabs>
         <w:ind w:start="2160" w:hanging="360"/>
       </w:pPr>
+      <w:rPr/>
     </w:lvl>
     <w:lvl w:ilvl="5">
       <w:start w:val="1"/>
@@ -1837,6 +1841,7 @@
         </w:tabs>
         <w:ind w:start="2520" w:hanging="360"/>
       </w:pPr>
+      <w:rPr/>
     </w:lvl>
     <w:lvl w:ilvl="6">
       <w:start w:val="1"/>
@@ -1849,6 +1854,7 @@
         </w:tabs>
         <w:ind w:start="2880" w:hanging="360"/>
       </w:pPr>
+      <w:rPr/>
     </w:lvl>
     <w:lvl w:ilvl="7">
       <w:start w:val="1"/>
@@ -1861,6 +1867,7 @@
         </w:tabs>
         <w:ind w:start="3240" w:hanging="360"/>
       </w:pPr>
+      <w:rPr/>
     </w:lvl>
     <w:lvl w:ilvl="8">
       <w:start w:val="1"/>
@@ -1873,9 +1880,131 @@
         </w:tabs>
         <w:ind w:start="3600" w:hanging="360"/>
       </w:pPr>
+      <w:rPr/>
     </w:lvl>
   </w:abstractNum>
   <w:abstractNum w:abstractNumId="2">
+    <w:lvl w:ilvl="0">
+      <w:start w:val="1"/>
+      <w:numFmt w:val="bullet"/>
+      <w:lvlText w:val=""/>
+      <w:lvlJc w:val="start"/>
+      <w:pPr>
+        <w:tabs>
+          <w:tab w:val="num" w:pos="0"/>
+        </w:tabs>
+        <w:ind w:start="720" w:hanging="360"/>
+      </w:pPr>
+      <w:rPr>
+        <w:rFonts w:ascii="Symbol" w:hAnsi="Symbol" w:cs="Symbol" w:hint="default"/>
+      </w:rPr>
+    </w:lvl>
+    <w:lvl w:ilvl="1">
+      <w:start w:val="1"/>
+      <w:numFmt w:val="decimal"/>
+      <w:lvlText w:val="%2."/>
+      <w:lvlJc w:val="start"/>
+      <w:pPr>
+        <w:tabs>
+          <w:tab w:val="num" w:pos="1080"/>
+        </w:tabs>
+        <w:ind w:start="1080" w:hanging="360"/>
+      </w:pPr>
+      <w:rPr/>
+    </w:lvl>
+    <w:lvl w:ilvl="2">
+      <w:start w:val="1"/>
+      <w:numFmt w:val="decimal"/>
+      <w:lvlText w:val="%3."/>
+      <w:lvlJc w:val="start"/>
+      <w:pPr>
+        <w:tabs>
+          <w:tab w:val="num" w:pos="1440"/>
+        </w:tabs>
+        <w:ind w:start="1440" w:hanging="360"/>
+      </w:pPr>
+      <w:rPr/>
+    </w:lvl>
+    <w:lvl w:ilvl="3">
+      <w:start w:val="1"/>
+      <w:numFmt w:val="decimal"/>
+      <w:lvlText w:val="%4."/>
+      <w:lvlJc w:val="start"/>
+      <w:pPr>
+        <w:tabs>
+          <w:tab w:val="num" w:pos="1800"/>
+        </w:tabs>
+        <w:ind w:start="1800" w:hanging="360"/>
+      </w:pPr>
+      <w:rPr/>
+    </w:lvl>
+    <w:lvl w:ilvl="4">
+      <w:start w:val="1"/>
+      <w:numFmt w:val="decimal"/>
+      <w:lvlText w:val="%5."/>
+      <w:lvlJc w:val="start"/>
+      <w:pPr>
+        <w:tabs>
+          <w:tab w:val="num" w:pos="2160"/>
+        </w:tabs>
+        <w:ind w:start="2160" w:hanging="360"/>
+      </w:pPr>
+      <w:rPr/>
+    </w:lvl>
+    <w:lvl w:ilvl="5">
+      <w:start w:val="1"/>
+      <w:numFmt w:val="decimal"/>
+      <w:lvlText w:val="%6."/>
+      <w:lvlJc w:val="start"/>
+      <w:pPr>
+        <w:tabs>
+          <w:tab w:val="num" w:pos="2520"/>
+        </w:tabs>
+        <w:ind w:start="2520" w:hanging="360"/>
+      </w:pPr>
+      <w:rPr/>
+    </w:lvl>
+    <w:lvl w:ilvl="6">
+      <w:start w:val="1"/>
+      <w:numFmt w:val="decimal"/>
+      <w:lvlText w:val="%7."/>
+      <w:lvlJc w:val="start"/>
+      <w:pPr>
+        <w:tabs>
+          <w:tab w:val="num" w:pos="2880"/>
+        </w:tabs>
+        <w:ind w:start="2880" w:hanging="360"/>
+      </w:pPr>
+      <w:rPr/>
+    </w:lvl>
+    <w:lvl w:ilvl="7">
+      <w:start w:val="1"/>
+      <w:numFmt w:val="decimal"/>
+      <w:lvlText w:val="%8."/>
+      <w:lvlJc w:val="start"/>
+      <w:pPr>
+        <w:tabs>
+          <w:tab w:val="num" w:pos="3240"/>
+        </w:tabs>
+        <w:ind w:start="3240" w:hanging="360"/>
+      </w:pPr>
+      <w:rPr/>
+    </w:lvl>
+    <w:lvl w:ilvl="8">
+      <w:start w:val="1"/>
+      <w:numFmt w:val="decimal"/>
+      <w:lvlText w:val="%9."/>
+      <w:lvlJc w:val="start"/>
+      <w:pPr>
+        <w:tabs>
+          <w:tab w:val="num" w:pos="3600"/>
+        </w:tabs>
+        <w:ind w:start="3600" w:hanging="360"/>
+      </w:pPr>
+      <w:rPr/>
+    </w:lvl>
+  </w:abstractNum>
+  <w:abstractNum w:abstractNumId="3">
     <w:lvl w:ilvl="0">
       <w:start w:val="1"/>
       <w:numFmt w:val="none"/>
@@ -2001,7 +2130,10 @@
     <w:abstractNumId w:val="2"/>
   </w:num>
   <w:num w:numId="3">
-    <w:abstractNumId w:val="1"/>
+    <w:abstractNumId w:val="3"/>
+  </w:num>
+  <w:num w:numId="4">
+    <w:abstractNumId w:val="2"/>
     <w:lvlOverride w:ilvl="0">
       <w:startOverride w:val="1"/>
     </w:lvlOverride>
@@ -2031,6 +2163,7 @@
     <w:qFormat/>
     <w:pPr>
       <w:widowControl/>
+      <w:suppressAutoHyphens w:val="true"/>
       <w:bidi w:val="0"/>
       <w:spacing w:before="0" w:after="0"/>
       <w:jc w:val="start"/>
@@ -2046,7 +2179,7 @@
   </w:style>
   <w:style w:type="paragraph" w:styleId="Heading1">
     <w:name w:val="heading 1"/>
-    <w:basedOn w:val="Titolo"/>
+    <w:basedOn w:val="Titolouser"/>
     <w:qFormat/>
     <w:pPr>
       <w:pBdr>
@@ -2066,7 +2199,7 @@
   </w:style>
   <w:style w:type="paragraph" w:styleId="Heading2">
     <w:name w:val="heading 2"/>
-    <w:basedOn w:val="Titolo"/>
+    <w:basedOn w:val="Titolouser"/>
     <w:qFormat/>
     <w:pPr>
       <w:spacing w:before="200" w:after="100"/>
@@ -2083,7 +2216,7 @@
   </w:style>
   <w:style w:type="paragraph" w:styleId="Heading3">
     <w:name w:val="heading 3"/>
-    <w:basedOn w:val="Titolo"/>
+    <w:basedOn w:val="Titolouser"/>
     <w:qFormat/>
     <w:pPr/>
     <w:rPr>
@@ -2094,7 +2227,7 @@
   </w:style>
   <w:style w:type="paragraph" w:styleId="Heading4">
     <w:name w:val="heading 4"/>
-    <w:basedOn w:val="Titolo"/>
+    <w:basedOn w:val="Titolouser"/>
     <w:qFormat/>
     <w:pPr/>
     <w:rPr>
@@ -2105,7 +2238,7 @@
   </w:style>
   <w:style w:type="paragraph" w:styleId="Heading5">
     <w:name w:val="heading 5"/>
-    <w:basedOn w:val="Titolo"/>
+    <w:basedOn w:val="Titolouser"/>
     <w:qFormat/>
     <w:pPr/>
     <w:rPr>
@@ -2114,7 +2247,7 @@
   </w:style>
   <w:style w:type="paragraph" w:styleId="Heading6">
     <w:name w:val="heading 6"/>
-    <w:basedOn w:val="Titolo"/>
+    <w:basedOn w:val="Titolouser"/>
     <w:qFormat/>
     <w:pPr/>
     <w:rPr>
@@ -2130,11 +2263,18 @@
       <w:u w:val="single"/>
     </w:rPr>
   </w:style>
-  <w:style w:type="character" w:styleId="Caratterinotaapidipagina">
-    <w:name w:val="Caratteri nota a piè di pagina"/>
+  <w:style w:type="character" w:styleId="Caratterinotaapidipaginauser">
+    <w:name w:val="Caratteri nota a piè di pagina (user)"/>
     <w:uiPriority w:val="99"/>
     <w:semiHidden/>
     <w:unhideWhenUsed/>
+    <w:qFormat/>
+    <w:rPr>
+      <w:vertAlign w:val="superscript"/>
+    </w:rPr>
+  </w:style>
+  <w:style w:type="character" w:styleId="Caratterinotaapidipagina">
+    <w:name w:val="Caratteri nota a piè di pagina"/>
     <w:qFormat/>
     <w:rPr>
       <w:vertAlign w:val="superscript"/>
@@ -2157,11 +2297,18 @@
       <w:szCs w:val="20"/>
     </w:rPr>
   </w:style>
-  <w:style w:type="character" w:styleId="Caratterinotadichiusura">
-    <w:name w:val="Caratteri nota di chiusura"/>
+  <w:style w:type="character" w:styleId="Caratterinotadichiusurauser">
+    <w:name w:val="Caratteri nota di chiusura (user)"/>
     <w:uiPriority w:val="99"/>
     <w:semiHidden/>
     <w:unhideWhenUsed/>
+    <w:qFormat/>
+    <w:rPr>
+      <w:vertAlign w:val="superscript"/>
+    </w:rPr>
+  </w:style>
+  <w:style w:type="character" w:styleId="Caratterinotadichiusura">
+    <w:name w:val="Caratteri nota di chiusura"/>
     <w:qFormat/>
     <w:rPr>
       <w:vertAlign w:val="superscript"/>
@@ -2242,9 +2389,35 @@
       <w:rFonts w:cs="Arial"/>
     </w:rPr>
   </w:style>
+  <w:style w:type="paragraph" w:styleId="Titolouser">
+    <w:name w:val="Titolo (user)"/>
+    <w:basedOn w:val="Normal"/>
+    <w:next w:val="BodyText"/>
+    <w:qFormat/>
+    <w:pPr>
+      <w:keepNext w:val="true"/>
+      <w:spacing w:before="240" w:after="120"/>
+    </w:pPr>
+    <w:rPr>
+      <w:rFonts w:ascii="Liberation Sans" w:hAnsi="Liberation Sans" w:eastAsia="Microsoft YaHei" w:cs="Arial"/>
+      <w:sz w:val="28"/>
+      <w:szCs w:val="28"/>
+    </w:rPr>
+  </w:style>
+  <w:style w:type="paragraph" w:styleId="Indiceuser">
+    <w:name w:val="Indice (user)"/>
+    <w:basedOn w:val="Normal"/>
+    <w:qFormat/>
+    <w:pPr>
+      <w:suppressLineNumbers/>
+    </w:pPr>
+    <w:rPr>
+      <w:rFonts w:cs="Arial"/>
+    </w:rPr>
+  </w:style>
   <w:style w:type="paragraph" w:styleId="Title">
     <w:name w:val="Title"/>
-    <w:basedOn w:val="Titolo"/>
+    <w:basedOn w:val="Titolouser"/>
     <w:qFormat/>
     <w:pPr/>
     <w:rPr>
@@ -2257,6 +2430,7 @@
     <w:qFormat/>
     <w:pPr>
       <w:widowControl/>
+      <w:suppressAutoHyphens w:val="true"/>
       <w:bidi w:val="0"/>
       <w:spacing w:before="0" w:after="0"/>
       <w:jc w:val="start"/>
@@ -2277,6 +2451,7 @@
     <w:qFormat/>
     <w:pPr>
       <w:widowControl/>
+      <w:suppressAutoHyphens w:val="true"/>
       <w:bidi w:val="0"/>
       <w:spacing w:before="0" w:after="0"/>
       <w:jc w:val="start"/>
